--- a/tvt3_v2/public/templates/PHU_LUC_CHUYEN_CHU_THE_BEN_A.docx
+++ b/tvt3_v2/public/templates/PHU_LUC_CHUYEN_CHU_THE_BEN_A.docx
@@ -2827,7 +2827,7 @@
           <w:sz w:val="26"/>
           <w:szCs w:val="26"/>
         </w:rPr>
-        <w:t>ờng Tam Hiệp, Tỉnh Đồng Nai, Việt Nam.</w:t>
+        <w:t>ờng Tam Hiệp, Đồng Nai, Việt Nam.</w:t>
       </w:r>
     </w:p>
     <w:p>

--- a/tvt3_v2/public/templates/PHU_LUC_CHUYEN_CHU_THE_BEN_A.docx
+++ b/tvt3_v2/public/templates/PHU_LUC_CHUYEN_CHU_THE_BEN_A.docx
@@ -2827,7 +2827,7 @@
           <w:sz w:val="26"/>
           <w:szCs w:val="26"/>
         </w:rPr>
-        <w:t>ờng Tam Hiệp, Đồng Nai, Việt Nam.</w:t>
+        <w:t>ờng Tam Hiệp, Tỉnh Đồng Nai, Việt Nam.</w:t>
       </w:r>
     </w:p>
     <w:p>
